--- a/az/scientists/CV/Word/Zeynalova_Khadija_CV_AZ.docx
+++ b/az/scientists/CV/Word/Zeynalova_Khadija_CV_AZ.docx
@@ -377,7 +377,7 @@
           <w:sz w:val="21"/>
           <w:szCs w:val="21"/>
         </w:rPr>
-        <w:t>Xədicə Zeynalova Detmold Musiqi Akademiyasının dosenti, Almaniyada yaratdığı Bridge of Sound orkestrinin və Harmony of Sound festivalının bədii rəhbəridir. 1990–1994-cü illərdə Sumqayıt Musiqi Kollecində musiqi nəzəriyyəsi, 1994–2000-ci illərdə Bakı Musiqi Akademiyasında bəstəkarlıq və musiqişünaslıq oxuyub, 2005–2006-cı illərdə Detmoldda bəstəkarlıq təhsilini davam etdirib. 2006–2012-ci illərdə Paderborn Universitetində doktorant olub. Dissertasiya Azərbaycanın XX əsr musiqi mədəniyyəti və Qərb musiqisinin təmayülləri mövzusundadır. 2000–2005-ci illərdə Azərbaycan Dövlət Mədəniyyət və İncəsənət Universitetində dosent kimi dərs deyib. CV-də 40-dan çox kitab, əsər və dərslik qeyd olunur, siyahı verilmir.</w:t>
+        <w:t>Xədicə Zeynalova Detmold Musiqi Akademiyasının dosenti, Almaniyada yaratdığı Bridge of Sound orkestrinin və Harmony of Sound festivalının bədii rəhbəridir. 1990–1994-cü illərdə Sumqayıt Musiqi Kollecində musiqi nəzəriyyəsi, 1994–2000-ci illərdə Bakı Musiqi Akademiyasında bəstəkarlıq və musiqişünaslıq oxuyub, 2005–2006-cı illərdə Detmoldda bəstəkarlıq təhsilini davam etdirib. 2006–2012-ci illərdə Paderborn Universitetində doktorant olub. Dissertasiya Azərbaycanın XX əsr musiqi mədəniyyəti və Qərb musiqisinin təmayülləri mövzusundadır. 2000–2005-ci illərdə Azərbaycan Dövlət Mədəniyyət və İncəsənət Universitetində dosent kimi dərs deyib. 40-dan çox kitab, əsər və dərslik qeyd olunur, siyahı verilmir.</w:t>
       </w:r>
     </w:p>
     <w:p>
@@ -1927,7 +1927,7 @@
                 <w:sz w:val="21"/>
                 <w:szCs w:val="21"/>
               </w:rPr>
-              <w:t>CV</w:t>
+              <w:t>Özü tərəfindən</w:t>
             </w:r>
           </w:p>
         </w:tc>
